--- a/releases/final_review/C_Ablation_Study_Report.docx
+++ b/releases/final_review/C_Ablation_Study_Report.docx
@@ -146,7 +146,7 @@
           <w:sz w:val="20"/>
           <w:szCs w:val="20"/>
         </w:rPr>
-        <w:t xml:space="preserve">15 October 2026</w:t>
+        <w:t xml:space="preserve">17 October 2026</w:t>
       </w:r>
     </w:p>
     <w:p>
